--- a/speakers/Тема 7 · I · Что это такое.docx
+++ b/speakers/Тема 7 · I · Что это такое.docx
@@ -35,7 +35,7 @@
         <w:t xml:space="preserve">Твоё время: </w:t>
       </w:r>
       <w:r>
-        <w:t>~2,2 мин</w:t>
+        <w:t>~1,8 мин</w:t>
       </w:r>
     </w:p>
     <w:p>
@@ -51,7 +51,7 @@
     </w:p>
     <w:p>
       <w:r>
-        <w:t>Ты выступаешь 1-м из 5. Экранов у тебя: 4.</w:t>
+        <w:t>Ты выступаешь 1-м из 4. Экранов у тебя: 3.</w:t>
       </w:r>
     </w:p>
     <w:p>
@@ -150,7 +150,7 @@
     </w:p>
     <w:p>
       <w:r>
-        <w:t>Мы разберём пять больших семейств идей и в конце дадим простой метод, которым можно определить идеологию любой партии.</w:t>
+        <w:t>Мы разберём главные семейства идей и в конце дадим простой метод, которым можно определить идеологию любой партии.</w:t>
       </w:r>
     </w:p>
     <w:p>
@@ -166,7 +166,7 @@
         <w:rPr>
           <w:color w:val="B8452D"/>
         </w:rPr>
-        <w:t>Экран 01 · Что такое идеология  ·  ~40 сек</w:t>
+        <w:t>Экран 01 · Что такое идеология  ·  ~55 сек</w:t>
       </w:r>
     </w:p>
     <w:p>
@@ -176,12 +176,12 @@
     </w:p>
     <w:p>
       <w:r>
-        <w:t>Сегодня идеология — это система взглядов на общество плюс программа действий. Она отвечает на три вопроса: как устроен мир, каким он должен быть и что нужно сделать, чтобы он таким стал.</w:t>
+        <w:t>Сегодня идеология — это система взглядов на общество плюс программа действий: как устроен мир, каким он должен быть и что сделать, чтобы он таким стал. Это не наука: наука объясняет, как есть, идеология говорит, как должно быть.</w:t>
       </w:r>
     </w:p>
     <w:p>
       <w:r>
-        <w:t>Важно: идеология — не наука. Наука объясняет, как есть. Идеология говорит, как должно быть.</w:t>
+        <w:t>У идеологии три работы: объяснить людям сложный мир, объединить их вокруг общих ценностей и мобилизовать — побудить голосовать, вступать в партию, поддерживать решения.</w:t>
       </w:r>
     </w:p>
     <w:p>
@@ -192,38 +192,7 @@
         <w:rPr>
           <w:color w:val="B8452D"/>
         </w:rPr>
-        <w:t>Экран 02 · Зачем они нужны  ·  ~40 сек</w:t>
-      </w:r>
-    </w:p>
-    <w:p>
-      <w:r>
-        <w:t>У идеологии три работы.</w:t>
-      </w:r>
-    </w:p>
-    <w:p>
-      <w:r>
-        <w:t>Объяснить: дать человеку простую картину сложного мира — почему у одних есть деньги, а у других нет, почему государство поступает так, а не иначе.</w:t>
-      </w:r>
-    </w:p>
-    <w:p>
-      <w:r>
-        <w:t>Объединить: собрать людей вокруг общих ценностей. Незнакомые люди чувствуют себя «своими», если думают одинаково.</w:t>
-      </w:r>
-    </w:p>
-    <w:p>
-      <w:r>
-        <w:t>Мобилизовать: заставить действовать — голосовать, вступать в партию, поддерживать решения. Без идеологии партия превращается в клуб: непонятно, зачем ей власть.</w:t>
-      </w:r>
-    </w:p>
-    <w:p>
-      <w:pPr>
-        <w:pStyle w:val="Heading2"/>
-      </w:pPr>
-      <w:r>
-        <w:rPr>
-          <w:color w:val="B8452D"/>
-        </w:rPr>
-        <w:t>Экран 03 · Откуда «левые» и «правые»  ·  ~40 сек</w:t>
+        <w:t>Экран 02 · Откуда «левые» и «правые»  ·  ~40 сек</w:t>
       </w:r>
     </w:p>
     <w:p>
